--- a/memos/plan_manufacturer_union__stepstone_spm_committee_packet.docx
+++ b/memos/plan_manufacturer_union__stepstone_spm_committee_packet.docx
@@ -41,7 +41,7 @@
     </w:p>
     <w:p>
       <w:r>
-        <w:t>Benchmark: Peer cohort composite: evergreen_pe without stepstone_spm (amg_pantheon, ares_pmf, hl_paf, kkr_kpec) at 10/12, KS-PME 1.0206, Direct Alpha 0.41%/yr over FY2022 to FY2026.</w:t>
+        <w:t>Benchmark: Peer composite, evergreen private equity cohort without StepStone Private Markets (members: AMG Pantheon Fund, LLC, Ares Private Markets Fund, Hamilton Lane Private Assets Fund, KKR Private Equity Conglomerate LLC) at 9/12, relative wealth ratio 1.0206 vs the peer composite, annualized excess return 0.41%/yr (not a public market equivalent) over FY2022 to FY2026.</w:t>
       </w:r>
     </w:p>
     <w:p>
@@ -77,7 +77,7 @@
     </w:p>
     <w:p>
       <w:r>
-        <w:t>Rubric v2, threshold 7 of 12, strategy gate. Max attainable on held data 10/12.</w:t>
+        <w:t>Tark benchmark rubric, 12 points, threshold 7 of 12, strategy gate. Max attainable on held data 9/12.</w:t>
       </w:r>
     </w:p>
     <w:tbl>
@@ -151,7 +151,7 @@
           </w:tcPr>
           <w:p>
             <w:r>
-              <w:t>Peer cohort composite: evergreen_pe without stepstone_spm (amg_pantheon, ares_pmf, hl_paf, kkr_kpec)</w:t>
+              <w:t>Peer composite, evergreen private equity cohort without StepStone Private Markets (members: AMG Pantheon Fund, LLC, Ares Private Markets Fund, Hamilton Lane Private Assets Fund, KKR Private Equity Conglomerate LLC)</w:t>
             </w:r>
           </w:p>
         </w:tc>
@@ -161,7 +161,7 @@
           </w:tcPr>
           <w:p>
             <w:r>
-              <w:t>10/12</w:t>
+              <w:t>9/12</w:t>
             </w:r>
           </w:p>
         </w:tc>
@@ -171,7 +171,7 @@
           </w:tcPr>
           <w:p>
             <w:r>
-              <w:t>KS-PME 1.0206, Direct Alpha 0.41%/yr, FY2022 to FY2026</w:t>
+              <w:t>relative wealth ratio 1.0206 vs the peer composite, annualized excess return 0.41%/yr (not a public market equivalent), FY2022 to FY2026</w:t>
             </w:r>
           </w:p>
         </w:tc>
@@ -297,7 +297,7 @@
           </w:tcPr>
           <w:p>
             <w:r>
-              <w:t>outranked: score 7/12 vs primary 10/12 and secondary 9/12 (only two slots). Retained in log as viable alternate</w:t>
+              <w:t>outranked: score 7/12 vs primary 9/12 and secondary 9/12 (only two slots). Retained in log as viable alternate</w:t>
             </w:r>
           </w:p>
         </w:tc>
@@ -308,7 +308,7 @@
         <w:pStyle w:val="Heading1"/>
       </w:pPr>
       <w:r>
-        <w:t>Exhibit B.</w:t>
+        <w:t>Exhibit B. Liquidity match for this plan</w:t>
       </w:r>
     </w:p>
     <w:p>
@@ -342,7 +342,7 @@
         <w:pStyle w:val="ListBullet"/>
       </w:pPr>
       <w:r>
-        <w:t>STRUCTURAL GAP: a participant-directed 404(c) menu assumes daily pricing and daily participant liquidity, whereas this wrapper deals 4x/year. Direct DIA use requires a bridging structure: CIT sleeve, managed account, or TDF sleeve (cell 3.5).</w:t>
+        <w:t>STRUCTURAL GAP: a participant-directed 404(c) menu assumes daily pricing and daily participant liquidity, whereas this wrapper deals quarterly with a 5% cap per quarter on outstanding shares. Direct DIA use requires a bridging structure: CIT sleeve, managed account, or TDF sleeve (cell 3.5).</w:t>
       </w:r>
     </w:p>
     <w:p>
@@ -421,7 +421,7 @@
           </w:tcPr>
           <w:p>
             <w:r>
-              <w:t>tender_offer</w:t>
+              <w:t>tender-offer fund</w:t>
             </w:r>
           </w:p>
         </w:tc>
@@ -443,7 +443,7 @@
           </w:tcPr>
           <w:p>
             <w:r>
-              <w:t>Dealing cadence per year</w:t>
+              <w:t>Dealing terms</w:t>
             </w:r>
           </w:p>
         </w:tc>
@@ -453,7 +453,7 @@
           </w:tcPr>
           <w:p>
             <w:r>
-              <w:t>4</w:t>
+              <w:t>quarterly offers, 5% cap per quarter on outstanding shares</w:t>
             </w:r>
           </w:p>
         </w:tc>
@@ -475,7 +475,7 @@
           </w:tcPr>
           <w:p>
             <w:r>
-              <w:t>Repurchase cap</w:t>
+              <w:t>Repurchase caps</w:t>
             </w:r>
           </w:p>
         </w:tc>
@@ -485,7 +485,39 @@
           </w:tcPr>
           <w:p>
             <w:r>
-              <w:t>5% of outstanding shares</w:t>
+              <w:t>5% per quarter, 20% per year</w:t>
+            </w:r>
+          </w:p>
+        </w:tc>
+        <w:tc>
+          <w:tcPr>
+            <w:tcW w:type="dxa" w:w="1152"/>
+          </w:tcPr>
+          <w:p>
+            <w:r>
+              <w:t>3.1</w:t>
+            </w:r>
+          </w:p>
+        </w:tc>
+      </w:tr>
+      <w:tr>
+        <w:tc>
+          <w:tcPr>
+            <w:tcW w:type="dxa" w:w="2448"/>
+          </w:tcPr>
+          <w:p>
+            <w:r>
+              <w:t>Annual capacity (binding cap)</w:t>
+            </w:r>
+          </w:p>
+        </w:tc>
+        <w:tc>
+          <w:tcPr>
+            <w:tcW w:type="dxa" w:w="5760"/>
+          </w:tcPr>
+          <w:p>
+            <w:r>
+              <w:t>20% of the position per year</w:t>
             </w:r>
           </w:p>
         </w:tc>
@@ -630,7 +662,7 @@
         <w:pStyle w:val="ListBullet"/>
       </w:pPr>
       <w:r>
-        <w:t>Capacity: 4x per year at 5% of outstanding shares: at most 20% of the position per year. This is a FUND-level cap shared by every holder, so the plan's position is served only while offers are not oversubscribed.</w:t>
+        <w:t>Capacity: 5% per quarter on outstanding shares: at most 20% of the position per year. This is a FUND-level cap shared by every holder, so the plan's position is served only while offers are not oversubscribed.</w:t>
       </w:r>
     </w:p>
     <w:p>
@@ -654,12 +686,12 @@
         <w:pStyle w:val="ListBullet"/>
       </w:pPr>
       <w:r>
-        <w:t>Schedule H benefit payments (line 2e) not typed: the DOL bulk file F_SCH_H_2024_latest.csv is not in the repository and askebsa.dol.gov is blocked from the build container. Fill from the bulk file on a machine with access, citing the row. Demand uses the illustrative turnover sliders only.</w:t>
+        <w:t>Schedule H benefit-payment lines are not yet in the plan record. Demand uses the illustrative turnover sliders only.</w:t>
       </w:r>
     </w:p>
     <w:p>
       <w:r>
-        <w:t>Cited: cell 3.1, cell 3.3, cell 3.5, cell 3.7, cell 3.9, cell 2.7, plan: plan_manufacturer_union.json (Form 5500, plan year 2024-01-01 to 2024-12-31).</w:t>
+        <w:t>Cited: cell 2.7, cell 3.1, cell 3.3, cell 3.7, plan: plan_manufacturer_union.json (Form 5500, plan year 2024-01-01 to 2024-12-31).</w:t>
       </w:r>
     </w:p>
     <w:p>
@@ -767,7 +799,7 @@
           </w:tcPr>
           <w:p>
             <w:r>
-              <w:t>partial</w:t>
+              <w:t>no typed fact for this cell</w:t>
             </w:r>
           </w:p>
         </w:tc>
@@ -799,7 +831,7 @@
           </w:tcPr>
           <w:p>
             <w:r>
-              <w:t>1.91% net expense ratio</w:t>
+              <w:t>1.91% expense ratio, AFFE excluded (FY2026, Class I)</w:t>
             </w:r>
           </w:p>
         </w:tc>
@@ -863,7 +895,7 @@
           </w:tcPr>
           <w:p>
             <w:r>
-              <w:t>extracted</w:t>
+              <w:t>no typed fact for this cell</w:t>
             </w:r>
           </w:p>
         </w:tc>
@@ -895,7 +927,7 @@
           </w:tcPr>
           <w:p>
             <w:r>
-              <w:t>partial</w:t>
+              <w:t>no typed fact for this cell</w:t>
             </w:r>
           </w:p>
         </w:tc>
@@ -958,7 +990,7 @@
     </w:p>
     <w:p>
       <w:r>
-        <w:t>Cohort placement (evergreen_pe, R4 phrasing): mgmt fee: 50th percentile of cohort (n=5), at the median of 1.4 | expense ratio (bases differ, see notes): 10th percentile of cohort (n=5), below the median of 3.19 | repurchase cap: 50th percentile of cohort (n=5), at the median of 5. Stats and per-member values in data/cohorts/evergreen_pe.json, membership rationales in data/facts.</w:t>
+        <w:t>Cohort placement (evergreen private equity cohort): mgmt fee: 50th percentile of cohort (n=5), at the median of 1.4 | expense ratio (bases differ, see notes): 10th percentile of cohort (n=5), below the median of 3.19 | repurchase cap: 50th percentile of cohort (n=5), at the median of 5. Statistics and per-member values are in the cohort artifact, membership rationales in the typed facts.</w:t>
       </w:r>
     </w:p>
     <w:p>
@@ -1018,7 +1050,7 @@
     </w:p>
     <w:p>
       <w:r>
-        <w:t>Regulatory basis: Fiduciary Duties in Selecting Designated Investment Alternatives, 91 FR 16088 (Mar. 31, 2026), RIN 1210-AC38, proposed 29 CFR 2550.404a-6, paragraphs (g) to (l), cited not paraphrased. Every figure above is a cited cell, a typed projection of one, or an engine artifact of the record as of 2026-09-04. Scenario figures are ILLUSTRATIVE. Sponsor name NEVER appears on demo surfaces. Data is public (DOL Form 5500 FOIA files); anonymization is a project display rule, not a legal requirement.</w:t>
+        <w:t>Regulatory basis: Fiduciary Duties in Selecting Designated Investment Alternatives, 91 FR 16088 (Mar. 31, 2026), RIN 1210-AC38, proposed 29 CFR 2550.404a-6, paragraphs (g) to (l), cited not paraphrased. Every figure above is a cited cell, a typed projection of one, or an engine artifact of the record as of 2026-09-04. Scenario figures are ILLUSTRATIVE. The plan is shown under its anonymized label.</w:t>
       </w:r>
     </w:p>
     <w:sectPr>

--- a/memos/plan_manufacturer_union__stepstone_spm_committee_packet.docx
+++ b/memos/plan_manufacturer_union__stepstone_spm_committee_packet.docx
@@ -41,7 +41,17 @@
     </w:p>
     <w:p>
       <w:r>
-        <w:t>Benchmark: Peer composite, evergreen private equity cohort without StepStone Private Markets (members: AMG Pantheon Fund, LLC, Ares Private Markets Fund, Hamilton Lane Private Assets Fund, KKR Private Equity Conglomerate LLC) at 9/12, relative wealth ratio 1.0206 vs the peer composite, annualized excess return 0.41%/yr (not a public market equivalent) over FY2022 to FY2026.</w:t>
+        <w:t>Meaningful benchmark (paragraph (k)): Cambridge Associates US PE benchmark at 9/12, no comparison computed (cited, series not in the record: no comparison computed).</w:t>
+      </w:r>
+    </w:p>
+    <w:p>
+      <w:r>
+        <w:t>Reference comparison, not the meaningful benchmark: Listed private equity investable proxy (PSP), KS-PME 1.8718, Direct Alpha 13.36%/yr over 2021-03-31 to 2026-03-31.</w:t>
+      </w:r>
+    </w:p>
+    <w:p>
+      <w:r>
+        <w:t>Peer comparison (paragraphs (g) and (h)): composite refused, members report on different year ends and no member has a series that builds a common calendar period (Hamilton Lane Private Assets Fund fiscal years to month 03, KKR Private Equity Conglomerate LLC calendar years, Ares Private Markets Fund fiscal years to month 03, AMG Pantheon Fund, LLC fiscal years to month 03, StepStone Private Markets fiscal years to month 03). A composite needs identical start and end dates for every member.</w:t>
       </w:r>
     </w:p>
     <w:p>
@@ -54,12 +64,28 @@
         <w:pStyle w:val="ListBullet"/>
       </w:pPr>
       <w:r>
+        <w:t>Benchmark: the meaningful benchmark carries no computed comparison (cited, series not in the record: no comparison computed) (benchmark selection)</w:t>
+      </w:r>
+    </w:p>
+    <w:p>
+      <w:pPr>
+        <w:pStyle w:val="ListBullet"/>
+      </w:pPr>
+      <w:r>
+        <w:t>Peer comparison: composite refused, members report on different year ends and no member has a series that builds a common calendar period (Hamilton Lane Private Assets Fund fiscal years to month 03, KKR Private Equity Conglomerate LLC calendar years, Ares Private Markets Fund fiscal years to month 03, AMG Pantheon Fund, LLC fiscal years to month 03, StepStone Private Markets fiscal years to month 03). A composite needs identical start and end dates for every member (cell 1.12)</w:t>
+      </w:r>
+    </w:p>
+    <w:p>
+      <w:pPr>
+        <w:pStyle w:val="ListBullet"/>
+      </w:pPr>
+      <w:r>
         <w:t>Liquidity: structural verdict partial, facts missing: gate_history (cells 3.1, 3.3)</w:t>
       </w:r>
     </w:p>
     <w:p>
       <w:r>
-        <w:t>Evidence coverage: 41 of 41 resolvable, 0 verified, 13 n/a by wrapper. Verified by a person: 0. Advisor-stated inputs for this plan: 0 of 6.</w:t>
+        <w:t>Evidence coverage: 42 of 42 resolvable, 0 verified, 13 n/a by wrapper. Verified by a person: 0. Advisor-stated inputs for this plan: 0 of 6.</w:t>
       </w:r>
     </w:p>
     <w:p>
@@ -77,7 +103,7 @@
     </w:p>
     <w:p>
       <w:r>
-        <w:t>Tark benchmark rubric, 12 points, threshold 7 of 12, strategy gate. Max attainable on held data 9/12.</w:t>
+        <w:t>Tark benchmark rubric, 12 points, threshold 7 of 12, strategy gate, affiliated providers ineligible. Max attainable by an eligible candidate on held data 9/12.</w:t>
       </w:r>
     </w:p>
     <w:tbl>
@@ -141,7 +167,7 @@
           </w:tcPr>
           <w:p>
             <w:r>
-              <w:t>primary</w:t>
+              <w:t>Meaningful benchmark (paragraph (k))</w:t>
             </w:r>
           </w:p>
         </w:tc>
@@ -151,7 +177,7 @@
           </w:tcPr>
           <w:p>
             <w:r>
-              <w:t>Peer composite, evergreen private equity cohort without StepStone Private Markets (members: AMG Pantheon Fund, LLC, Ares Private Markets Fund, Hamilton Lane Private Assets Fund, KKR Private Equity Conglomerate LLC)</w:t>
+              <w:t>Cambridge Associates US PE benchmark</w:t>
             </w:r>
           </w:p>
         </w:tc>
@@ -171,7 +197,7 @@
           </w:tcPr>
           <w:p>
             <w:r>
-              <w:t>relative wealth ratio 1.0206 vs the peer composite, annualized excess return 0.41%/yr (not a public market equivalent), FY2022 to FY2026</w:t>
+              <w:t>selected, no comparison computed: cited, series not in the record: no comparison computed</w:t>
             </w:r>
           </w:p>
         </w:tc>
@@ -183,7 +209,7 @@
           </w:tcPr>
           <w:p>
             <w:r>
-              <w:t>secondary</w:t>
+              <w:t>reference, not the benchmark</w:t>
             </w:r>
           </w:p>
         </w:tc>
@@ -203,7 +229,7 @@
           </w:tcPr>
           <w:p>
             <w:r>
-              <w:t>9/12</w:t>
+              <w:t>8/12</w:t>
             </w:r>
           </w:p>
         </w:tc>
@@ -213,7 +239,131 @@
           </w:tcPr>
           <w:p>
             <w:r>
-              <w:t>KS-PME 1.762, Direct Alpha 12.0%/yr, 2021-03-31 to 2026-03-31</w:t>
+              <w:t>KS-PME 1.8718, Direct Alpha 13.36%/yr, 2021-03-31 to 2026-03-31</w:t>
+            </w:r>
+          </w:p>
+        </w:tc>
+      </w:tr>
+      <w:tr>
+        <w:tc>
+          <w:tcPr>
+            <w:tcW w:type="dxa" w:w="1152"/>
+          </w:tcPr>
+          <w:p>
+            <w:r>
+              <w:t>declared benchmark</w:t>
+            </w:r>
+          </w:p>
+        </w:tc>
+        <w:tc>
+          <w:tcPr>
+            <w:tcW w:type="dxa" w:w="3456"/>
+          </w:tcPr>
+          <w:p>
+            <w:r>
+              <w:t>MSCI World Index</w:t>
+            </w:r>
+          </w:p>
+        </w:tc>
+        <w:tc>
+          <w:tcPr>
+            <w:tcW w:type="dxa" w:w="864"/>
+          </w:tcPr>
+          <w:p>
+            <w:r/>
+          </w:p>
+        </w:tc>
+        <w:tc>
+          <w:tcPr>
+            <w:tcW w:type="dxa" w:w="3888"/>
+          </w:tcPr>
+          <w:p>
+            <w:r>
+              <w:t>held, scored 7/12, fails the strategy gate (strategy_match 1/3). KS-PME 1.185, Direct Alpha 3.45%/yr, 2021-03-31 to 2026-03-31</w:t>
+            </w:r>
+          </w:p>
+        </w:tc>
+      </w:tr>
+      <w:tr>
+        <w:tc>
+          <w:tcPr>
+            <w:tcW w:type="dxa" w:w="1152"/>
+          </w:tcPr>
+          <w:p>
+            <w:r>
+              <w:t>Peer comparison (paragraphs (g) and (h))</w:t>
+            </w:r>
+          </w:p>
+        </w:tc>
+        <w:tc>
+          <w:tcPr>
+            <w:tcW w:type="dxa" w:w="3456"/>
+          </w:tcPr>
+          <w:p>
+            <w:r>
+              <w:t>Peer composite, evergreen private equity cohort without StepStone Private Markets</w:t>
+            </w:r>
+          </w:p>
+        </w:tc>
+        <w:tc>
+          <w:tcPr>
+            <w:tcW w:type="dxa" w:w="864"/>
+          </w:tcPr>
+          <w:p>
+            <w:r>
+              <w:t>not scored</w:t>
+            </w:r>
+          </w:p>
+        </w:tc>
+        <w:tc>
+          <w:tcPr>
+            <w:tcW w:type="dxa" w:w="3888"/>
+          </w:tcPr>
+          <w:p>
+            <w:r>
+              <w:t>composite refused: members report on different year ends and no member has a series that builds a common calendar period (Hamilton Lane Private Assets Fund fiscal years to month 03, KKR Private Equity Conglomerate LLC calendar years, Ares Private Markets Fund fiscal years to month 03, AMG Pantheon Fund, LLC fiscal years to month 03, StepStone Private Markets fiscal years to month 03). A composite needs identical start and end dates for every member</w:t>
+            </w:r>
+          </w:p>
+        </w:tc>
+      </w:tr>
+      <w:tr>
+        <w:tc>
+          <w:tcPr>
+            <w:tcW w:type="dxa" w:w="1152"/>
+          </w:tcPr>
+          <w:p>
+            <w:r>
+              <w:t>rejected</w:t>
+            </w:r>
+          </w:p>
+        </w:tc>
+        <w:tc>
+          <w:tcPr>
+            <w:tcW w:type="dxa" w:w="3456"/>
+          </w:tcPr>
+          <w:p>
+            <w:r>
+              <w:t>Listed private equity investable proxy (PSP)</w:t>
+            </w:r>
+          </w:p>
+        </w:tc>
+        <w:tc>
+          <w:tcPr>
+            <w:tcW w:type="dxa" w:w="864"/>
+          </w:tcPr>
+          <w:p>
+            <w:r>
+              <w:t>8/12</w:t>
+            </w:r>
+          </w:p>
+        </w:tc>
+        <w:tc>
+          <w:tcPr>
+            <w:tcW w:type="dxa" w:w="3888"/>
+          </w:tcPr>
+          <w:p>
+            <w:r>
+              <w:t>ranked below the selected candidate: 8/12 vs 9/12 for Cambridge PE benchmark</w:t>
             </w:r>
           </w:p>
         </w:tc>
@@ -245,48 +395,6 @@
           </w:tcPr>
           <w:p>
             <w:r>
-              <w:t>8/12</w:t>
-            </w:r>
-          </w:p>
-        </w:tc>
-        <w:tc>
-          <w:tcPr>
-            <w:tcW w:type="dxa" w:w="3888"/>
-          </w:tcPr>
-          <w:p>
-            <w:r>
-              <w:t>rejected: strategy gate (score 8/12 but strategy_match 1/3)</w:t>
-            </w:r>
-          </w:p>
-        </w:tc>
-      </w:tr>
-      <w:tr>
-        <w:tc>
-          <w:tcPr>
-            <w:tcW w:type="dxa" w:w="1152"/>
-          </w:tcPr>
-          <w:p>
-            <w:r>
-              <w:t>rejected</w:t>
-            </w:r>
-          </w:p>
-        </w:tc>
-        <w:tc>
-          <w:tcPr>
-            <w:tcW w:type="dxa" w:w="3456"/>
-          </w:tcPr>
-          <w:p>
-            <w:r>
-              <w:t>Cambridge Associates US PE benchmark</w:t>
-            </w:r>
-          </w:p>
-        </w:tc>
-        <w:tc>
-          <w:tcPr>
-            <w:tcW w:type="dxa" w:w="864"/>
-          </w:tcPr>
-          <w:p>
-            <w:r>
               <w:t>7/12</w:t>
             </w:r>
           </w:p>
@@ -297,7 +405,7 @@
           </w:tcPr>
           <w:p>
             <w:r>
-              <w:t>outranked: score 7/12 vs primary 9/12 and secondary 9/12 (only two slots). Retained in log as viable alternate</w:t>
+              <w:t>rejected: strategy gate (score 7/12 but strategy_match 1/3)</w:t>
             </w:r>
           </w:p>
         </w:tc>
@@ -312,16 +420,8 @@
       </w:r>
     </w:p>
     <w:p>
-      <w:pPr>
-        <w:pStyle w:val="Heading1"/>
-      </w:pPr>
       <w:r>
-        <w:t>Product-to-plan liquidity match</w:t>
-      </w:r>
-    </w:p>
-    <w:p>
-      <w:r>
-        <w:t>Plan: US industrial manufacturer 401(k) plan (~$0.8B, OH). verdict is structural (typed facts, cells 3.1, 3.3, 2.7, plan-independent). scenario_verdict is ILLUSTRATIVE (demand model against the same capacity, per plan).</w:t>
+        <w:t>Plan: US industrial manufacturer 401(k) plan (~$0.8B, OH). verdict is structural (typed facts, cells 3.1, 3.3, 2.7, plan-independent). scenario_verdict is ILLUSTRATIVE (the plan's filed outflow proxy as the base demand and the sliders as the stress, against the same capacity, per plan).</w:t>
       </w:r>
     </w:p>
     <w:p>
@@ -628,6 +728,38 @@
           </w:p>
         </w:tc>
       </w:tr>
+      <w:tr>
+        <w:tc>
+          <w:tcPr>
+            <w:tcW w:type="dxa" w:w="2448"/>
+          </w:tcPr>
+          <w:p>
+            <w:r>
+              <w:t>Fund net assets (for the dollar capacity)</w:t>
+            </w:r>
+          </w:p>
+        </w:tc>
+        <w:tc>
+          <w:tcPr>
+            <w:tcW w:type="dxa" w:w="5760"/>
+          </w:tcPr>
+          <w:p>
+            <w:r>
+              <w:t>approx. $5.8B</w:t>
+            </w:r>
+          </w:p>
+        </w:tc>
+        <w:tc>
+          <w:tcPr>
+            <w:tcW w:type="dxa" w:w="1152"/>
+          </w:tcPr>
+          <w:p>
+            <w:r>
+              <w:t>3.6</w:t>
+            </w:r>
+          </w:p>
+        </w:tc>
+      </w:tr>
     </w:tbl>
     <w:p>
       <w:pPr>
@@ -639,17 +771,27 @@
     </w:p>
     <w:p>
       <w:r>
-        <w:t>Plan inputs (Form 5500): net assets $791.7M, liquidity tail 14.9% of accounts (1,136 separated participants with balances).</w:t>
+        <w:t>Plan inputs (Form 5500): net assets $791.7M, liquidity tail 14.9% of accounts (1,136 separated participants with balances), filed outflow proxy 11.5% of beginning net assets per year (Schedule H totals of the plan's Form 5500 for plan year 2024-01-01 to 2024-12-31, from the plan record: total expenses less administrative expenses over beginning net assets, an upper bound on benefit payments while Schedule H line 2e is not in the record).</w:t>
       </w:r>
     </w:p>
     <w:p>
       <w:r>
-        <w:t>Parameters (adjustable on the site, not facts): allocation 5% of plan = $39.6M, tail turnover 20%/yr, active turnover 5%/yr. Base demand $2.9M/yr = 7.2% of the position vs annual wrapper capacity 20%.</w:t>
+        <w:t>Base demand (filed outflow proxy applied to a 5% allocation = $39.6M): $4.6M/yr = 11.5% of the position per year vs annual wrapper capacity 20%.</w:t>
       </w:r>
     </w:p>
     <w:p>
       <w:r>
-        <w:t>Stressed (tail turnover x2, active turnover x1.5 vs base scenario): demand $4.9M/yr = 12.3% of the position. within wrapper capacity (12.3% vs 20%) IF offers are not prorated.</w:t>
+        <w:t>Slider assumption (adjustable on the site, not a fact): tail turnover 20%/yr, active turnover 5%/yr, 7.2% of the position per year = $2.9M/yr, shown beside the filed rate, not blended with it.</w:t>
+      </w:r>
+    </w:p>
+    <w:p>
+      <w:r>
+        <w:t>Stressed (the filed outflow proxy plus the increment the sliders add under stress (tail turnover x2, active turnover x1.5 over the slider assumption)): demand $6.6M/yr = 16.6% of the position. within wrapper capacity (16.6% vs 20%) IF offers are not prorated.</w:t>
+      </w:r>
+    </w:p>
+    <w:p>
+      <w:r>
+        <w:t>Fund capacity in dollars: $1.2B per year (20% of approx. $5.8B net assets, cell 3.6). The plan's demand at the filed rate is $4.6M per year, 0.39% of that capacity, a claim shared with every other holder.</w:t>
       </w:r>
     </w:p>
     <w:p>
@@ -670,7 +812,7 @@
         <w:pStyle w:val="ListBullet"/>
       </w:pPr>
       <w:r>
-        <w:t>Scenario demand (illustrative): 7.2% of the position per year vs 20% annual wrapper capacity. Adequate headroom at this allocation if offers are not prorated.</w:t>
+        <w:t>Filed outflow proxy (Schedule H, plan year 2024-01-01 to 2024-12-31): 11.5% of the position per year vs 20% annual wrapper capacity, the plan's total expenses less administrative expenses over beginning net assets, applied to the position. Adequate headroom at the filed rate if offers are not prorated.</w:t>
       </w:r>
     </w:p>
     <w:p>
@@ -678,7 +820,7 @@
         <w:pStyle w:val="ListBullet"/>
       </w:pPr>
       <w:r>
-        <w:t>Scenario verdict (ILLUSTRATIVE, this plan): conditional. It moves with the sliders and the plan. Proration assumption: an oversubscribed offer is filled pro rata and the unfilled remainder waits for the next window.</w:t>
+        <w:t>Slider assumption (illustrative): 7.2% of the position per year vs 20% annual wrapper capacity, from tail turnover 20%/yr on the 14.9% of accounts that are separated and active turnover 5%/yr on the rest. Shown beside the filed rate, not blended with it. Within 60% of wrapper capacity at these sliders.</w:t>
       </w:r>
     </w:p>
     <w:p>
@@ -686,12 +828,28 @@
         <w:pStyle w:val="ListBullet"/>
       </w:pPr>
       <w:r>
-        <w:t>Schedule H benefit-payment lines are not yet in the plan record. Demand uses the illustrative turnover sliders only.</w:t>
+        <w:t>Fund capacity in dollars: 20% of approx. $5.8B net assets (cell 3.6) is $1.2B per year. At a 5% allocation ($39.6M) the plan's demand at the filed rate is $4.6M per year, 0.39% of that capacity. The cap is shared by every holder, so this is the plan's own claim on it, not the fund's total demand. The allocation moves these dollar figures and this share, never the percent-of-position ladder.</w:t>
+      </w:r>
+    </w:p>
+    <w:p>
+      <w:pPr>
+        <w:pStyle w:val="ListBullet"/>
+      </w:pPr>
+      <w:r>
+        <w:t>Scenario verdict (ILLUSTRATIVE, this plan): conditional. Misaligned when the filed outflow proxy exceeds the annual wrapper capacity, conditional-weak when the stressed demand exceeds it, conditional otherwise. It moves with the plan's filing and the sliders. Proration assumption: an oversubscribed offer is filled pro rata and the unfilled remainder waits for the next window.</w:t>
+      </w:r>
+    </w:p>
+    <w:p>
+      <w:pPr>
+        <w:pStyle w:val="ListBullet"/>
+      </w:pPr>
+      <w:r>
+        <w:t>Schedule H benefit-payment line 2e is not yet in the plan record. The filed outflow proxy (total expenses less administrative expenses over beginning net assets) stands in for it as the base demand, and the turnover sliders are the stress around it.</w:t>
       </w:r>
     </w:p>
     <w:p>
       <w:r>
-        <w:t>Cited: cell 2.7, cell 3.1, cell 3.3, cell 3.7, plan: plan_manufacturer_union.json (Form 5500, plan year 2024-01-01 to 2024-12-31).</w:t>
+        <w:t>Cited: cell 2.7, cell 3.1, cell 3.3, cell 3.6, cell 3.7, plan: plan_manufacturer_union.json (Form 5500, plan year 2024-01-01 to 2024-12-31).</w:t>
       </w:r>
     </w:p>
     <w:p>
@@ -1045,7 +1203,7 @@
     </w:p>
     <w:p>
       <w:r>
-        <w:t>Cell status for this product: structured 0, extracted-unverified 27, verified 0, computed 10, partial 3, fetched 1, n/a 13, pending 0.</w:t>
+        <w:t>Cell status for this product: structured 0, extracted-unverified 27, verified 0, computed 11, partial 3, fetched 1, n/a 13, pending 0.</w:t>
       </w:r>
     </w:p>
     <w:p>
